--- a/tillsyn/A 38063-2025 tillsynsbegäran.docx
+++ b/tillsyn/A 38063-2025 tillsynsbegäran.docx
@@ -310,7 +310,7 @@
     <w:r>
       <w:tab/>
       <w:tab/>
-      <w:t>2026-06-18</w:t>
+      <w:t>2026-06-19</w:t>
       <w:br/>
       <w:br/>
     </w:r>

--- a/tillsyn/A 38063-2025 tillsynsbegäran.docx
+++ b/tillsyn/A 38063-2025 tillsynsbegäran.docx
@@ -310,7 +310,7 @@
     <w:r>
       <w:tab/>
       <w:tab/>
-      <w:t>2026-06-19</w:t>
+      <w:t>2026-06-20</w:t>
       <w:br/>
       <w:br/>
     </w:r>

--- a/tillsyn/A 38063-2025 tillsynsbegäran.docx
+++ b/tillsyn/A 38063-2025 tillsynsbegäran.docx
@@ -12,10 +12,7 @@
     </w:p>
     <w:p>
       <w:r>
-        <w:t>Detta dokument behandlar höga naturvärden i avverkningsanmälan A 38063-2025 i Habo kommun som inkom 2025-08-13 och omfattar 11,4 ha.</w:t>
-      </w:r>
-      <w:r>
-        <w:t xml:space="preserve"> I Figur 1 visas fyndplatser för naturvårdsarter i området, som finns registrerade på Artportalen.</w:t>
+        <w:t>Denna tillsynsbegäran behandlar höga naturvärden i avverkningsanmälan A 38063-2025 i Habo kommun som inkom 2025-08-13 och omfattar 11,4 ha.</w:t>
       </w:r>
     </w:p>
     <w:p>
@@ -63,7 +60,20 @@
         <w:spacing w:after="240"/>
       </w:pPr>
       <w:r>
-        <w:t>Figur 1. Fyndplatser för naturvårdsarter inom 21 meter från avverkningsanmälan (röd linje). Inom parentes anges rödlistekategorier, S för signalarter, Tför typiska arter och fridlysningsparagrafer i artskyddsförordningen.Markörer utan svart kant är placerade på fyndplatsen. Markörer med svart kant är placerade vid sidan av fyndplatsen och har ett svart streck som visar fyndplatsens exakta position. Kartans mittpunktskoordinat är N 6435276, E 448782 i SWEREF 99 TM.</w:t>
+        <w:t>Figur 1. Fyndplatser för naturvårdsarter inom 21 meter från avverkningsanmälan. Markörer utan svart kant är placerade på fyndplatsen. Markörer med svart kant är placerade vid sidan av fyndplatsen har ett svart streck som visar fyndplatsens exakta position. Kartans mittpunktskoordinat är N 6435276, E 448782 i SWEREF 99 TM.</w:t>
+      </w:r>
+    </w:p>
+    <w:p>
+      <w:r>
+        <w:t>Inom 21 meter från avverkningsanmälan finns fynd av 4 naturvårdsarter, varav 3 är rödlistade, 1 är fridlyst och 2 är typiska (T): skrovlig taggsvamp (VU), torrmusseron (VU), motaggsvamp (NT, T) och mattlummer (T, §9). Se Figur 1.</w:t>
+      </w:r>
+    </w:p>
+    <w:p>
+      <w:pPr>
+        <w:pStyle w:val="Heading1"/>
+      </w:pPr>
+      <w:r>
+        <w:t>Tillsynsbegäran</w:t>
       </w:r>
     </w:p>
     <w:p>
@@ -77,39 +87,16 @@
       </w:r>
     </w:p>
     <w:p>
-      <w:r>
-        <w:t>Nedan beskrivs fynd av naturvårdsarter och fridlysta arter som gjorts i det avverkningsanmälda området.</w:t>
-      </w:r>
-    </w:p>
-    <w:p>
       <w:pPr>
         <w:pStyle w:val="Heading1"/>
       </w:pPr>
       <w:r>
-        <w:t>Naturvårdsarter</w:t>
+        <w:t>Naturvårdsarter och fridlysta arter</w:t>
       </w:r>
     </w:p>
     <w:p>
       <w:r>
-        <w:t>Inom 21 meter från avverkningsanmälan har följande 4 naturvårdsarter hittats: skrovlig taggsvamp (VU), torrmusseron (VU), motaggsvamp (NT, T) och mattlummer (T, §9). Av dessa är 3 rödlistade. För rödlistade arter har rödlistekategorin angivits inom parentes. Typiska arter inom Natura 2000 som är kopplade till skogsekosystem har markerats med (T). För fridlysta arter anges även paragrafen i Artskyddsförordningen som arten är fridlyst enligt.</w:t>
-      </w:r>
-    </w:p>
-    <w:p>
-      <w:r>
-        <w:t>De påträffade naturvårdsarterna är ett tydligt kvitto på att det rör sig om en skog med höga naturvärden.</w:t>
-      </w:r>
-    </w:p>
-    <w:p>
-      <w:pPr>
-        <w:pStyle w:val="Heading2"/>
-      </w:pPr>
-      <w:r>
-        <w:t>Fridlysta arter</w:t>
-      </w:r>
-    </w:p>
-    <w:p>
-      <w:r>
-        <w:t>Följande fridlysta arter har sina livsmiljöer och växtplatser i den avverkningsanmälda skogen: mattlummer (T, §9).</w:t>
+        <w:t>Nedan följer beskrivningar av de naturvårdsarter och fridlysta arter som har sina livsmiljöer och växtplatser i den avverkningsanmälda skogen. De påträffade naturvårdsarterna är ett tydligt kvitto på att det rör sig om en skog med höga naturvärden.</w:t>
       </w:r>
     </w:p>
     <w:p>
@@ -117,27 +104,21 @@
         <w:rPr>
           <w:b/>
         </w:rPr>
-        <w:t>Mattlummer (§9)</w:t>
+        <w:t xml:space="preserve">Skrovlig taggsvamp (VU) </w:t>
       </w:r>
       <w:r>
-        <w:t xml:space="preserve"> är typisk art för </w:t>
-      </w:r>
-      <w:r>
-        <w:rPr>
-          <w:i/>
-        </w:rPr>
-        <w:t xml:space="preserve">9010 Taiga </w:t>
-      </w:r>
-      <w:r>
-        <w:t>(SLU Artdatabanken, 2025).</w:t>
+        <w:t>bildar mykorrhiza med tall i äldre tallskog, framför allt på tallhed. Den växer huvudsakligen i äldre barrskog som hotas av slutavverkning. Genom att äldre barrskogar och naturskogar blir allt sällsyntare, missgynnas arten av skogsbruk. Arten ingår i ett åtgärdsprogram för hotade arter (ÅGP) och en långsiktig tillgång till svampens värdträd behöver säkras genom att växtplatserna undantas från avverkning. Skrovlig taggsvamp är globalt rödlistad som nära hotad (NT) vilket innebär att Sverige har ett internationellt ansvar för arten (IUCN, 2025; SLU Artdatabanken, 2026; Nitare, 2006).</w:t>
       </w:r>
     </w:p>
     <w:p>
-      <w:pPr>
-        <w:pStyle w:val="Heading2"/>
-      </w:pPr>
       <w:r>
-        <w:t>Övriga naturvårdsarter</w:t>
+        <w:rPr>
+          <w:b/>
+        </w:rPr>
+        <w:t xml:space="preserve">Torrmusseron (VU) </w:t>
+      </w:r>
+      <w:r>
+        <w:t>bildar mykorrhiza med tall, huvudsakligen på sandig mark på magra äldre tallhedar med tunt fältskikt. Bara påträffad i äldre skog med naturskogskaraktär eller skogar som plock- eller dimensionsavverkats. Bedöms ha svårt att återetableras efter kalavverkning och slutavverkning, markberedning och gödsling bör ej förekomma på kända lokaler (SLU Artdatabanken, 2024).</w:t>
       </w:r>
     </w:p>
     <w:p>
@@ -165,21 +146,19 @@
         <w:rPr>
           <w:b/>
         </w:rPr>
-        <w:t xml:space="preserve">Skrovlig taggsvamp (VU) </w:t>
+        <w:t>Mattlummer (§9)</w:t>
       </w:r>
       <w:r>
-        <w:t>bildar mykorrhiza med tall i äldre tallskog, framför allt på tallhed. Den växer huvudsakligen i äldre barrskog som hotas av slutavverkning. Genom att äldre barrskogar och naturskogar blir allt sällsyntare, missgynnas arten av skogsbruk. Arten ingår i ett åtgärdsprogram för hotade arter (ÅGP) och en långsiktig tillgång till svampens värdträd behöver säkras genom att växtplatserna undantas från avverkning. Skrovlig taggsvamp är globalt rödlistad som nära hotad (NT) vilket innebär att Sverige har ett internationellt ansvar för arten (IUCN, 2025; SLU Artdatabanken, 2026; Nitare, 2006).</w:t>
+        <w:t xml:space="preserve"> är typisk art för </w:t>
       </w:r>
-    </w:p>
-    <w:p>
       <w:r>
         <w:rPr>
-          <w:b/>
+          <w:i/>
         </w:rPr>
-        <w:t xml:space="preserve">Torrmusseron (VU) </w:t>
+        <w:t xml:space="preserve">9010 Taiga </w:t>
       </w:r>
       <w:r>
-        <w:t>bildar mykorrhiza med tall, huvudsakligen på sandig mark på magra äldre tallhedar med tunt fältskikt. Bara påträffad i äldre skog med naturskogskaraktär eller skogar som plock- eller dimensionsavverkats. Bedöms ha svårt att återetableras efter kalavverkning och slutavverkning, markberedning och gödsling bör ej förekomma på kända lokaler (SLU Artdatabanken, 2024).</w:t>
+        <w:t>(SLU Artdatabanken, 2025).</w:t>
       </w:r>
     </w:p>
     <w:sectPr>
@@ -310,7 +289,7 @@
     <w:r>
       <w:tab/>
       <w:tab/>
-      <w:t>2026-06-20</w:t>
+      <w:t>2026-06-21</w:t>
       <w:br/>
       <w:br/>
     </w:r>

--- a/tillsyn/A 38063-2025 tillsynsbegäran.docx
+++ b/tillsyn/A 38063-2025 tillsynsbegäran.docx
@@ -289,7 +289,7 @@
     <w:r>
       <w:tab/>
       <w:tab/>
-      <w:t>2026-06-21</w:t>
+      <w:t>2026-06-22</w:t>
       <w:br/>
       <w:br/>
     </w:r>

--- a/tillsyn/A 38063-2025 tillsynsbegäran.docx
+++ b/tillsyn/A 38063-2025 tillsynsbegäran.docx
@@ -289,7 +289,7 @@
     <w:r>
       <w:tab/>
       <w:tab/>
-      <w:t>2026-06-22</w:t>
+      <w:t>2026-06-23</w:t>
       <w:br/>
       <w:br/>
     </w:r>

--- a/tillsyn/A 38063-2025 tillsynsbegäran.docx
+++ b/tillsyn/A 38063-2025 tillsynsbegäran.docx
@@ -289,7 +289,7 @@
     <w:r>
       <w:tab/>
       <w:tab/>
-      <w:t>2026-06-23</w:t>
+      <w:t>2026-06-24</w:t>
       <w:br/>
       <w:br/>
     </w:r>

--- a/tillsyn/A 38063-2025 tillsynsbegäran.docx
+++ b/tillsyn/A 38063-2025 tillsynsbegäran.docx
@@ -289,7 +289,7 @@
     <w:r>
       <w:tab/>
       <w:tab/>
-      <w:t>2026-06-24</w:t>
+      <w:t>2026-06-25</w:t>
       <w:br/>
       <w:br/>
     </w:r>

--- a/tillsyn/A 38063-2025 tillsynsbegäran.docx
+++ b/tillsyn/A 38063-2025 tillsynsbegäran.docx
@@ -289,7 +289,7 @@
     <w:r>
       <w:tab/>
       <w:tab/>
-      <w:t>2026-06-25</w:t>
+      <w:t>2026-06-26</w:t>
       <w:br/>
       <w:br/>
     </w:r>

--- a/tillsyn/A 38063-2025 tillsynsbegäran.docx
+++ b/tillsyn/A 38063-2025 tillsynsbegäran.docx
@@ -289,7 +289,7 @@
     <w:r>
       <w:tab/>
       <w:tab/>
-      <w:t>2026-06-26</w:t>
+      <w:t>2026-06-27</w:t>
       <w:br/>
       <w:br/>
     </w:r>

--- a/tillsyn/A 38063-2025 tillsynsbegäran.docx
+++ b/tillsyn/A 38063-2025 tillsynsbegäran.docx
@@ -289,7 +289,7 @@
     <w:r>
       <w:tab/>
       <w:tab/>
-      <w:t>2026-06-27</w:t>
+      <w:t>2026-06-28</w:t>
       <w:br/>
       <w:br/>
     </w:r>

--- a/tillsyn/A 38063-2025 tillsynsbegäran.docx
+++ b/tillsyn/A 38063-2025 tillsynsbegäran.docx
@@ -289,7 +289,7 @@
     <w:r>
       <w:tab/>
       <w:tab/>
-      <w:t>2026-06-28</w:t>
+      <w:t>2026-06-29</w:t>
       <w:br/>
       <w:br/>
     </w:r>

--- a/tillsyn/A 38063-2025 tillsynsbegäran.docx
+++ b/tillsyn/A 38063-2025 tillsynsbegäran.docx
@@ -289,7 +289,7 @@
     <w:r>
       <w:tab/>
       <w:tab/>
-      <w:t>2026-06-29</w:t>
+      <w:t>2026-06-30</w:t>
       <w:br/>
       <w:br/>
     </w:r>

--- a/tillsyn/A 38063-2025 tillsynsbegäran.docx
+++ b/tillsyn/A 38063-2025 tillsynsbegäran.docx
@@ -289,7 +289,7 @@
     <w:r>
       <w:tab/>
       <w:tab/>
-      <w:t>2026-06-30</w:t>
+      <w:t>2026-07-01</w:t>
       <w:br/>
       <w:br/>
     </w:r>

--- a/tillsyn/A 38063-2025 tillsynsbegäran.docx
+++ b/tillsyn/A 38063-2025 tillsynsbegäran.docx
@@ -289,7 +289,7 @@
     <w:r>
       <w:tab/>
       <w:tab/>
-      <w:t>2026-07-01</w:t>
+      <w:t>2026-07-02</w:t>
       <w:br/>
       <w:br/>
     </w:r>

--- a/tillsyn/A 38063-2025 tillsynsbegäran.docx
+++ b/tillsyn/A 38063-2025 tillsynsbegäran.docx
@@ -289,7 +289,7 @@
     <w:r>
       <w:tab/>
       <w:tab/>
-      <w:t>2026-07-13</w:t>
+      <w:t>2026-07-14</w:t>
       <w:br/>
       <w:br/>
     </w:r>

--- a/tillsyn/A 38063-2025 tillsynsbegäran.docx
+++ b/tillsyn/A 38063-2025 tillsynsbegäran.docx
@@ -289,7 +289,7 @@
     <w:r>
       <w:tab/>
       <w:tab/>
-      <w:t>2026-07-14</w:t>
+      <w:t>2026-07-15</w:t>
       <w:br/>
       <w:br/>
     </w:r>

--- a/tillsyn/A 38063-2025 tillsynsbegäran.docx
+++ b/tillsyn/A 38063-2025 tillsynsbegäran.docx
@@ -289,7 +289,7 @@
     <w:r>
       <w:tab/>
       <w:tab/>
-      <w:t>2026-07-15</w:t>
+      <w:t>2026-07-16</w:t>
       <w:br/>
       <w:br/>
     </w:r>

--- a/tillsyn/A 38063-2025 tillsynsbegäran.docx
+++ b/tillsyn/A 38063-2025 tillsynsbegäran.docx
@@ -289,7 +289,7 @@
     <w:r>
       <w:tab/>
       <w:tab/>
-      <w:t>2026-07-16</w:t>
+      <w:t>2026-07-17</w:t>
       <w:br/>
       <w:br/>
     </w:r>

--- a/tillsyn/A 38063-2025 tillsynsbegäran.docx
+++ b/tillsyn/A 38063-2025 tillsynsbegäran.docx
@@ -289,7 +289,7 @@
     <w:r>
       <w:tab/>
       <w:tab/>
-      <w:t>2026-07-17</w:t>
+      <w:t>2026-07-18</w:t>
       <w:br/>
       <w:br/>
     </w:r>

--- a/tillsyn/A 38063-2025 tillsynsbegäran.docx
+++ b/tillsyn/A 38063-2025 tillsynsbegäran.docx
@@ -289,7 +289,7 @@
     <w:r>
       <w:tab/>
       <w:tab/>
-      <w:t>2026-07-18</w:t>
+      <w:t>2026-07-19</w:t>
       <w:br/>
       <w:br/>
     </w:r>

--- a/tillsyn/A 38063-2025 tillsynsbegäran.docx
+++ b/tillsyn/A 38063-2025 tillsynsbegäran.docx
@@ -289,7 +289,7 @@
     <w:r>
       <w:tab/>
       <w:tab/>
-      <w:t>2026-07-19</w:t>
+      <w:t>2026-07-20</w:t>
       <w:br/>
       <w:br/>
     </w:r>

--- a/tillsyn/A 38063-2025 tillsynsbegäran.docx
+++ b/tillsyn/A 38063-2025 tillsynsbegäran.docx
@@ -289,7 +289,7 @@
     <w:r>
       <w:tab/>
       <w:tab/>
-      <w:t>2026-07-20</w:t>
+      <w:t>2026-07-21</w:t>
       <w:br/>
       <w:br/>
     </w:r>

--- a/tillsyn/A 38063-2025 tillsynsbegäran.docx
+++ b/tillsyn/A 38063-2025 tillsynsbegäran.docx
@@ -289,7 +289,7 @@
     <w:r>
       <w:tab/>
       <w:tab/>
-      <w:t>2026-07-21</w:t>
+      <w:t>2026-07-22</w:t>
       <w:br/>
       <w:br/>
     </w:r>

--- a/tillsyn/A 38063-2025 tillsynsbegäran.docx
+++ b/tillsyn/A 38063-2025 tillsynsbegäran.docx
@@ -289,7 +289,7 @@
     <w:r>
       <w:tab/>
       <w:tab/>
-      <w:t>2026-07-22</w:t>
+      <w:t>2026-07-23</w:t>
       <w:br/>
       <w:br/>
     </w:r>

--- a/tillsyn/A 38063-2025 tillsynsbegäran.docx
+++ b/tillsyn/A 38063-2025 tillsynsbegäran.docx
@@ -289,7 +289,7 @@
     <w:r>
       <w:tab/>
       <w:tab/>
-      <w:t>2026-07-23</w:t>
+      <w:t>2026-07-24</w:t>
       <w:br/>
       <w:br/>
     </w:r>

--- a/tillsyn/A 38063-2025 tillsynsbegäran.docx
+++ b/tillsyn/A 38063-2025 tillsynsbegäran.docx
@@ -289,7 +289,7 @@
     <w:r>
       <w:tab/>
       <w:tab/>
-      <w:t>2026-07-24</w:t>
+      <w:t>2026-07-25</w:t>
       <w:br/>
       <w:br/>
     </w:r>

--- a/tillsyn/A 38063-2025 tillsynsbegäran.docx
+++ b/tillsyn/A 38063-2025 tillsynsbegäran.docx
@@ -289,7 +289,7 @@
     <w:r>
       <w:tab/>
       <w:tab/>
-      <w:t>2026-07-25</w:t>
+      <w:t>2026-07-26</w:t>
       <w:br/>
       <w:br/>
     </w:r>

--- a/tillsyn/A 38063-2025 tillsynsbegäran.docx
+++ b/tillsyn/A 38063-2025 tillsynsbegäran.docx
@@ -289,7 +289,7 @@
     <w:r>
       <w:tab/>
       <w:tab/>
-      <w:t>2026-07-26</w:t>
+      <w:t>2026-07-27</w:t>
       <w:br/>
       <w:br/>
     </w:r>

--- a/tillsyn/A 38063-2025 tillsynsbegäran.docx
+++ b/tillsyn/A 38063-2025 tillsynsbegäran.docx
@@ -289,7 +289,7 @@
     <w:r>
       <w:tab/>
       <w:tab/>
-      <w:t>2026-07-27</w:t>
+      <w:t>2026-07-28</w:t>
       <w:br/>
       <w:br/>
     </w:r>

--- a/tillsyn/A 38063-2025 tillsynsbegäran.docx
+++ b/tillsyn/A 38063-2025 tillsynsbegäran.docx
@@ -289,7 +289,7 @@
     <w:r>
       <w:tab/>
       <w:tab/>
-      <w:t>2026-07-28</w:t>
+      <w:t>2026-07-29</w:t>
       <w:br/>
       <w:br/>
     </w:r>

--- a/tillsyn/A 38063-2025 tillsynsbegäran.docx
+++ b/tillsyn/A 38063-2025 tillsynsbegäran.docx
@@ -289,7 +289,7 @@
     <w:r>
       <w:tab/>
       <w:tab/>
-      <w:t>2026-07-29</w:t>
+      <w:t>2026-07-30</w:t>
       <w:br/>
       <w:br/>
     </w:r>

--- a/tillsyn/A 38063-2025 tillsynsbegäran.docx
+++ b/tillsyn/A 38063-2025 tillsynsbegäran.docx
@@ -289,7 +289,7 @@
     <w:r>
       <w:tab/>
       <w:tab/>
-      <w:t>2026-07-30</w:t>
+      <w:t>2026-07-31</w:t>
       <w:br/>
       <w:br/>
     </w:r>

--- a/tillsyn/A 38063-2025 tillsynsbegäran.docx
+++ b/tillsyn/A 38063-2025 tillsynsbegäran.docx
@@ -289,7 +289,7 @@
     <w:r>
       <w:tab/>
       <w:tab/>
-      <w:t>2026-07-31</w:t>
+      <w:t>2026-08-01</w:t>
       <w:br/>
       <w:br/>
     </w:r>

--- a/tillsyn/A 38063-2025 tillsynsbegäran.docx
+++ b/tillsyn/A 38063-2025 tillsynsbegäran.docx
@@ -289,7 +289,7 @@
     <w:r>
       <w:tab/>
       <w:tab/>
-      <w:t>2026-08-01</w:t>
+      <w:t>2026-08-02</w:t>
       <w:br/>
       <w:br/>
     </w:r>

--- a/tillsyn/A 38063-2025 tillsynsbegäran.docx
+++ b/tillsyn/A 38063-2025 tillsynsbegäran.docx
@@ -289,7 +289,7 @@
     <w:r>
       <w:tab/>
       <w:tab/>
-      <w:t>2026-08-02</w:t>
+      <w:t>2026-08-03</w:t>
       <w:br/>
       <w:br/>
     </w:r>

--- a/tillsyn/A 38063-2025 tillsynsbegäran.docx
+++ b/tillsyn/A 38063-2025 tillsynsbegäran.docx
@@ -289,7 +289,7 @@
     <w:r>
       <w:tab/>
       <w:tab/>
-      <w:t>2026-08-03</w:t>
+      <w:t>2026-08-05</w:t>
       <w:br/>
       <w:br/>
     </w:r>

--- a/tillsyn/A 38063-2025 tillsynsbegäran.docx
+++ b/tillsyn/A 38063-2025 tillsynsbegäran.docx
@@ -289,7 +289,7 @@
     <w:r>
       <w:tab/>
       <w:tab/>
-      <w:t>2026-08-05</w:t>
+      <w:t>2026-08-07</w:t>
       <w:br/>
       <w:br/>
     </w:r>

--- a/tillsyn/A 38063-2025 tillsynsbegäran.docx
+++ b/tillsyn/A 38063-2025 tillsynsbegäran.docx
@@ -289,7 +289,7 @@
     <w:r>
       <w:tab/>
       <w:tab/>
-      <w:t>2026-08-07</w:t>
+      <w:t>2026-08-08</w:t>
       <w:br/>
       <w:br/>
     </w:r>

--- a/tillsyn/A 38063-2025 tillsynsbegäran.docx
+++ b/tillsyn/A 38063-2025 tillsynsbegäran.docx
@@ -60,7 +60,7 @@
         <w:spacing w:after="240"/>
       </w:pPr>
       <w:r>
-        <w:t>Figur 1. Fyndplatser för naturvårdsarter inom 21 meter från avverkningsanmälan. Markörer utan svart kant är placerade på fyndplatsen. Markörer med svart kant är placerade vid sidan av fyndplatsen har ett svart streck som visar fyndplatsens exakta position. Kartans mittpunktskoordinat är N 6435276, E 448782 i SWEREF 99 TM.</w:t>
+        <w:t>Figur 1. Fyndplatser för naturvårdsarter inom 21 meter från avverkningsanmälan. Markörer utan svart kant är placerade på fyndplatsen. Markörer med svart kant är placerade vid sidan av fyndplatsen och har ett svart streck som visar fyndplatsens exakta position. Kartans mittpunktskoordinat är N 6435276, E 448782 i SWEREF 99 TM.</w:t>
       </w:r>
     </w:p>
     <w:p>
@@ -289,7 +289,7 @@
     <w:r>
       <w:tab/>
       <w:tab/>
-      <w:t>2026-08-14</w:t>
+      <w:t>2026-08-15</w:t>
       <w:br/>
       <w:br/>
     </w:r>

--- a/tillsyn/A 38063-2025 tillsynsbegäran.docx
+++ b/tillsyn/A 38063-2025 tillsynsbegäran.docx
@@ -289,7 +289,7 @@
     <w:r>
       <w:tab/>
       <w:tab/>
-      <w:t>2026-08-15</w:t>
+      <w:t>2026-08-16</w:t>
       <w:br/>
       <w:br/>
     </w:r>

--- a/tillsyn/A 38063-2025 tillsynsbegäran.docx
+++ b/tillsyn/A 38063-2025 tillsynsbegäran.docx
@@ -289,7 +289,7 @@
     <w:r>
       <w:tab/>
       <w:tab/>
-      <w:t>2026-08-16</w:t>
+      <w:t>2026-08-17</w:t>
       <w:br/>
       <w:br/>
     </w:r>

--- a/tillsyn/A 38063-2025 tillsynsbegäran.docx
+++ b/tillsyn/A 38063-2025 tillsynsbegäran.docx
@@ -289,7 +289,7 @@
     <w:r>
       <w:tab/>
       <w:tab/>
-      <w:t>2026-08-17</w:t>
+      <w:t>2026-08-18</w:t>
       <w:br/>
       <w:br/>
     </w:r>

--- a/tillsyn/A 38063-2025 tillsynsbegäran.docx
+++ b/tillsyn/A 38063-2025 tillsynsbegäran.docx
@@ -289,7 +289,7 @@
     <w:r>
       <w:tab/>
       <w:tab/>
-      <w:t>2026-08-18</w:t>
+      <w:t>2026-08-19</w:t>
       <w:br/>
       <w:br/>
     </w:r>

--- a/tillsyn/A 38063-2025 tillsynsbegäran.docx
+++ b/tillsyn/A 38063-2025 tillsynsbegäran.docx
@@ -289,7 +289,7 @@
     <w:r>
       <w:tab/>
       <w:tab/>
-      <w:t>2026-08-19</w:t>
+      <w:t>2026-08-20</w:t>
       <w:br/>
       <w:br/>
     </w:r>

--- a/tillsyn/A 38063-2025 tillsynsbegäran.docx
+++ b/tillsyn/A 38063-2025 tillsynsbegäran.docx
@@ -289,7 +289,7 @@
     <w:r>
       <w:tab/>
       <w:tab/>
-      <w:t>2026-08-20</w:t>
+      <w:t>2026-08-21</w:t>
       <w:br/>
       <w:br/>
     </w:r>

--- a/tillsyn/A 38063-2025 tillsynsbegäran.docx
+++ b/tillsyn/A 38063-2025 tillsynsbegäran.docx
@@ -289,7 +289,7 @@
     <w:r>
       <w:tab/>
       <w:tab/>
-      <w:t>2026-08-21</w:t>
+      <w:t>2026-08-22</w:t>
       <w:br/>
       <w:br/>
     </w:r>

--- a/tillsyn/A 38063-2025 tillsynsbegäran.docx
+++ b/tillsyn/A 38063-2025 tillsynsbegäran.docx
@@ -289,7 +289,7 @@
     <w:r>
       <w:tab/>
       <w:tab/>
-      <w:t>2026-08-22</w:t>
+      <w:t>2026-08-23</w:t>
       <w:br/>
       <w:br/>
     </w:r>

--- a/tillsyn/A 38063-2025 tillsynsbegäran.docx
+++ b/tillsyn/A 38063-2025 tillsynsbegäran.docx
@@ -289,7 +289,7 @@
     <w:r>
       <w:tab/>
       <w:tab/>
-      <w:t>2026-08-23</w:t>
+      <w:t>2026-08-24</w:t>
       <w:br/>
       <w:br/>
     </w:r>

--- a/tillsyn/A 38063-2025 tillsynsbegäran.docx
+++ b/tillsyn/A 38063-2025 tillsynsbegäran.docx
@@ -289,7 +289,7 @@
     <w:r>
       <w:tab/>
       <w:tab/>
-      <w:t>2026-08-24</w:t>
+      <w:t>2026-08-25</w:t>
       <w:br/>
       <w:br/>
     </w:r>

--- a/tillsyn/A 38063-2025 tillsynsbegäran.docx
+++ b/tillsyn/A 38063-2025 tillsynsbegäran.docx
@@ -289,7 +289,7 @@
     <w:r>
       <w:tab/>
       <w:tab/>
-      <w:t>2026-08-25</w:t>
+      <w:t>2026-08-26</w:t>
       <w:br/>
       <w:br/>
     </w:r>

--- a/tillsyn/A 38063-2025 tillsynsbegäran.docx
+++ b/tillsyn/A 38063-2025 tillsynsbegäran.docx
@@ -289,7 +289,7 @@
     <w:r>
       <w:tab/>
       <w:tab/>
-      <w:t>2026-08-26</w:t>
+      <w:t>2026-08-27</w:t>
       <w:br/>
       <w:br/>
     </w:r>

--- a/tillsyn/A 38063-2025 tillsynsbegäran.docx
+++ b/tillsyn/A 38063-2025 tillsynsbegäran.docx
@@ -289,7 +289,7 @@
     <w:r>
       <w:tab/>
       <w:tab/>
-      <w:t>2026-08-27</w:t>
+      <w:t>2026-08-28</w:t>
       <w:br/>
       <w:br/>
     </w:r>

--- a/tillsyn/A 38063-2025 tillsynsbegäran.docx
+++ b/tillsyn/A 38063-2025 tillsynsbegäran.docx
@@ -289,7 +289,7 @@
     <w:r>
       <w:tab/>
       <w:tab/>
-      <w:t>2026-08-28</w:t>
+      <w:t>2026-08-29</w:t>
       <w:br/>
       <w:br/>
     </w:r>

--- a/tillsyn/A 38063-2025 tillsynsbegäran.docx
+++ b/tillsyn/A 38063-2025 tillsynsbegäran.docx
@@ -289,7 +289,7 @@
     <w:r>
       <w:tab/>
       <w:tab/>
-      <w:t>2026-08-29</w:t>
+      <w:t>2026-08-31</w:t>
       <w:br/>
       <w:br/>
     </w:r>

--- a/tillsyn/A 38063-2025 tillsynsbegäran.docx
+++ b/tillsyn/A 38063-2025 tillsynsbegäran.docx
@@ -289,7 +289,7 @@
     <w:r>
       <w:tab/>
       <w:tab/>
-      <w:t>2026-08-31</w:t>
+      <w:t>2026-09-01</w:t>
       <w:br/>
       <w:br/>
     </w:r>

--- a/tillsyn/A 38063-2025 tillsynsbegäran.docx
+++ b/tillsyn/A 38063-2025 tillsynsbegäran.docx
@@ -289,7 +289,7 @@
     <w:r>
       <w:tab/>
       <w:tab/>
-      <w:t>2026-09-01</w:t>
+      <w:t>2026-09-02</w:t>
       <w:br/>
       <w:br/>
     </w:r>

--- a/tillsyn/A 38063-2025 tillsynsbegäran.docx
+++ b/tillsyn/A 38063-2025 tillsynsbegäran.docx
@@ -289,7 +289,7 @@
     <w:r>
       <w:tab/>
       <w:tab/>
-      <w:t>2026-09-02</w:t>
+      <w:t>2026-09-03</w:t>
       <w:br/>
       <w:br/>
     </w:r>

--- a/tillsyn/A 38063-2025 tillsynsbegäran.docx
+++ b/tillsyn/A 38063-2025 tillsynsbegäran.docx
@@ -289,7 +289,7 @@
     <w:r>
       <w:tab/>
       <w:tab/>
-      <w:t>2026-09-03</w:t>
+      <w:t>2026-09-04</w:t>
       <w:br/>
       <w:br/>
     </w:r>

--- a/tillsyn/A 38063-2025 tillsynsbegäran.docx
+++ b/tillsyn/A 38063-2025 tillsynsbegäran.docx
@@ -289,7 +289,7 @@
     <w:r>
       <w:tab/>
       <w:tab/>
-      <w:t>2026-09-04</w:t>
+      <w:t>2026-09-05</w:t>
       <w:br/>
       <w:br/>
     </w:r>
